--- a/production/worksheets/06-ch6-energy-transformations-practice.docx
+++ b/production/worksheets/06-ch6-energy-transformations-practice.docx
@@ -27,7 +27,7 @@
           <w:b w:val="0"/>
           <w:i w:val="0"/>
           <w:color w:val="555555"/>
-          <w:sz w:val="22"/>
+          <w:sz w:val="24"/>
         </w:rPr>
         <w:t>Chapter 6 · Energy Transformations + Engineering Design · Week 7</w:t>
       </w:r>
@@ -72,7 +72,7 @@
           <w:b w:val="0"/>
           <w:i w:val="0"/>
           <w:color w:val="1A1A1A"/>
-          <w:sz w:val="22"/>
+          <w:sz w:val="24"/>
         </w:rPr>
         <w:t>Read each system. Circle TRANSFER, TRANSFORMATION, or BOTH.</w:t>
       </w:r>
@@ -87,7 +87,7 @@
           <w:b w:val="0"/>
           <w:i w:val="0"/>
           <w:color w:val="1A1A1A"/>
-          <w:sz w:val="22"/>
+          <w:sz w:val="24"/>
         </w:rPr>
         <w:t>1. Warm water warms a cool spoon.</w:t>
       </w:r>
@@ -102,7 +102,7 @@
           <w:b/>
           <w:i w:val="0"/>
           <w:color w:val="1A1A1A"/>
-          <w:sz w:val="22"/>
+          <w:sz w:val="24"/>
         </w:rPr>
         <w:t xml:space="preserve">     TRANSFER      TRANSFORMATION      BOTH</w:t>
       </w:r>
@@ -117,7 +117,7 @@
           <w:b w:val="0"/>
           <w:i w:val="0"/>
           <w:color w:val="1A1A1A"/>
-          <w:sz w:val="22"/>
+          <w:sz w:val="24"/>
         </w:rPr>
         <w:t>2. A flashlight changes stored energy to light.</w:t>
       </w:r>
@@ -132,7 +132,7 @@
           <w:b/>
           <w:i w:val="0"/>
           <w:color w:val="1A1A1A"/>
-          <w:sz w:val="22"/>
+          <w:sz w:val="24"/>
         </w:rPr>
         <w:t xml:space="preserve">     TRANSFER      TRANSFORMATION      BOTH</w:t>
       </w:r>
@@ -147,7 +147,7 @@
           <w:b w:val="0"/>
           <w:i w:val="0"/>
           <w:color w:val="1A1A1A"/>
-          <w:sz w:val="22"/>
+          <w:sz w:val="24"/>
         </w:rPr>
         <w:t>3. A toy car hits a cup: the cup moves and we hear a sound.</w:t>
       </w:r>
@@ -162,7 +162,7 @@
           <w:b/>
           <w:i w:val="0"/>
           <w:color w:val="1A1A1A"/>
-          <w:sz w:val="22"/>
+          <w:sz w:val="24"/>
         </w:rPr>
         <w:t xml:space="preserve">     TRANSFER      TRANSFORMATION      BOTH</w:t>
       </w:r>
@@ -177,7 +177,7 @@
           <w:b w:val="0"/>
           <w:i w:val="0"/>
           <w:color w:val="1A1A1A"/>
-          <w:sz w:val="22"/>
+          <w:sz w:val="24"/>
         </w:rPr>
         <w:t>4. A buzzer changes electrical energy to sound.</w:t>
       </w:r>
@@ -192,7 +192,7 @@
           <w:b/>
           <w:i w:val="0"/>
           <w:color w:val="1A1A1A"/>
-          <w:sz w:val="22"/>
+          <w:sz w:val="24"/>
         </w:rPr>
         <w:t xml:space="preserve">     TRANSFER      TRANSFORMATION      BOTH</w:t>
       </w:r>
@@ -207,7 +207,7 @@
           <w:b w:val="0"/>
           <w:i w:val="0"/>
           <w:color w:val="1A1A1A"/>
-          <w:sz w:val="22"/>
+          <w:sz w:val="24"/>
         </w:rPr>
         <w:t>5. Falling dominoes knock over the next domino, and we hear a click.</w:t>
       </w:r>
@@ -222,7 +222,7 @@
           <w:b/>
           <w:i w:val="0"/>
           <w:color w:val="1A1A1A"/>
-          <w:sz w:val="22"/>
+          <w:sz w:val="24"/>
         </w:rPr>
         <w:t xml:space="preserve">     TRANSFER      TRANSFORMATION      BOTH</w:t>
       </w:r>
@@ -252,7 +252,7 @@
           <w:b w:val="0"/>
           <w:i w:val="0"/>
           <w:color w:val="1A1A1A"/>
-          <w:sz w:val="22"/>
+          <w:sz w:val="24"/>
         </w:rPr>
         <w:t>Fill in the missing part of each energy chain.</w:t>
       </w:r>
@@ -267,7 +267,7 @@
           <w:b w:val="0"/>
           <w:i w:val="0"/>
           <w:color w:val="1A1A1A"/>
-          <w:sz w:val="22"/>
+          <w:sz w:val="24"/>
         </w:rPr>
         <w:t>1. Wind-up toy:  INPUT = stored energy → CHANGE = _____ → OUTPUT = the toy moves.</w:t>
       </w:r>
@@ -297,7 +297,7 @@
           <w:b w:val="0"/>
           <w:i w:val="0"/>
           <w:color w:val="1A1A1A"/>
-          <w:sz w:val="22"/>
+          <w:sz w:val="24"/>
         </w:rPr>
         <w:t>2. Flashlight:  INPUT = stored energy → CHANGE = _____ → OUTPUT = light we see.</w:t>
       </w:r>
@@ -327,7 +327,7 @@
           <w:b w:val="0"/>
           <w:i w:val="0"/>
           <w:color w:val="1A1A1A"/>
-          <w:sz w:val="22"/>
+          <w:sz w:val="24"/>
         </w:rPr>
         <w:t>3. Solar panel:  INPUT = _____ → CHANGE = light to electrical → OUTPUT = electricity.</w:t>
       </w:r>
@@ -372,7 +372,7 @@
           <w:b w:val="0"/>
           <w:i w:val="0"/>
           <w:color w:val="1A1A1A"/>
-          <w:sz w:val="22"/>
+          <w:sz w:val="24"/>
         </w:rPr>
         <w:t>Each chain has a mistake. Rewrite it correctly.</w:t>
       </w:r>
@@ -387,7 +387,7 @@
           <w:b w:val="0"/>
           <w:i/>
           <w:color w:val="1A1A1A"/>
-          <w:sz w:val="22"/>
+          <w:sz w:val="24"/>
         </w:rPr>
         <w:t>1. “INPUT: sound  →  OUTPUT: stored energy”  (the order is wrong)</w:t>
       </w:r>
@@ -417,7 +417,7 @@
           <w:b w:val="0"/>
           <w:i/>
           <w:color w:val="1A1A1A"/>
-          <w:sz w:val="22"/>
+          <w:sz w:val="24"/>
         </w:rPr>
         <w:t>2. “The energy DISAPPEARED when the toy stopped.”</w:t>
       </w:r>
@@ -477,7 +477,7 @@
           <w:b w:val="0"/>
           <w:i w:val="0"/>
           <w:color w:val="1A1A1A"/>
-          <w:sz w:val="22"/>
+          <w:sz w:val="24"/>
         </w:rPr>
         <w:t>Label each statement CRITERIA (what it must do) or CONSTRAINT (a limit).</w:t>
       </w:r>
@@ -492,7 +492,7 @@
           <w:b w:val="0"/>
           <w:i w:val="0"/>
           <w:color w:val="1A1A1A"/>
-          <w:sz w:val="22"/>
+          <w:sz w:val="24"/>
         </w:rPr>
         <w:t>1. It must make a clear sound signal.  → ____________________</w:t>
       </w:r>
@@ -507,7 +507,7 @@
           <w:b w:val="0"/>
           <w:i w:val="0"/>
           <w:color w:val="1A1A1A"/>
-          <w:sz w:val="22"/>
+          <w:sz w:val="24"/>
         </w:rPr>
         <w:t>2. You may use only the provided materials.  → ____________________</w:t>
       </w:r>
@@ -522,7 +522,7 @@
           <w:b w:val="0"/>
           <w:i w:val="0"/>
           <w:color w:val="1A1A1A"/>
-          <w:sz w:val="22"/>
+          <w:sz w:val="24"/>
         </w:rPr>
         <w:t>3. It must work three times in a row.  → ____________________</w:t>
       </w:r>
@@ -537,7 +537,7 @@
           <w:b w:val="0"/>
           <w:i w:val="0"/>
           <w:color w:val="1A1A1A"/>
-          <w:sz w:val="22"/>
+          <w:sz w:val="24"/>
         </w:rPr>
         <w:t>4. No wall electricity is allowed.  → ____________________</w:t>
       </w:r>
@@ -567,7 +567,7 @@
           <w:b w:val="0"/>
           <w:i w:val="0"/>
           <w:color w:val="1A1A1A"/>
-          <w:sz w:val="22"/>
+          <w:sz w:val="24"/>
         </w:rPr>
         <w:t>How can changing energy from one form to another solve a problem? Use one device as an example (toaster, flashlight, wind-up timer, or solar panel).</w:t>
       </w:r>
